--- a/handouts/Day2_Operations_Runbook.docx
+++ b/handouts/Day2_Operations_Runbook.docx
@@ -3237,7 +3237,6 @@
                 <w:sz w:val="18"/>
                 <w:szCs w:val="18"/>
               </w:rPr>
-              <w:lastRenderedPageBreak/>
               <w:t>Action</w:t>
             </w:r>
           </w:p>
@@ -4042,7 +4041,6 @@
                 <w:sz w:val="18"/>
                 <w:szCs w:val="18"/>
               </w:rPr>
-              <w:lastRenderedPageBreak/>
               <w:t>Protect</w:t>
             </w:r>
           </w:p>
@@ -4739,9 +4737,122 @@
 <file path=word/numbering.xml><?xml version="1.0" encoding="utf-8"?>
 <w:numbering xmlns:wpc="http://schemas.microsoft.com/office/word/2010/wordprocessingCanvas" xmlns:cx="http://schemas.microsoft.com/office/drawing/2014/chartex" xmlns:cx1="http://schemas.microsoft.com/office/drawing/2015/9/8/chartex" xmlns:cx2="http://schemas.microsoft.com/office/drawing/2015/10/21/chartex" xmlns:cx3="http://schemas.microsoft.com/office/drawing/2016/5/9/chartex" xmlns:cx4="http://schemas.microsoft.com/office/drawing/2016/5/10/chartex" xmlns:cx5="http://schemas.microsoft.com/office/drawing/2016/5/11/chartex" xmlns:cx6="http://schemas.microsoft.com/office/drawing/2016/5/12/chartex" xmlns:cx7="http://schemas.microsoft.com/office/drawing/2016/5/13/chartex" xmlns:cx8="http://schemas.microsoft.com/office/drawing/2016/5/14/chartex" xmlns:mc="http://schemas.openxmlformats.org/markup-compatibility/2006" xmlns:aink="http://schemas.microsoft.com/office/drawing/2016/ink" xmlns:am3d="http://schemas.microsoft.com/office/drawing/2017/model3d" xmlns:o="urn:schemas-microsoft-com:office:office" xmlns:oel="http://schemas.microsoft.com/office/2019/extlst" xmlns:r="http://schemas.openxmlformats.org/officeDocument/2006/relationships" xmlns:m="http://schemas.openxmlformats.org/officeDocument/2006/math" xmlns:v="urn:schemas-microsoft-com:vml" xmlns:wp14="http://schemas.microsoft.com/office/word/2010/wordprocessingDrawing" xmlns:wp="http://schemas.openxmlformats.org/drawingml/2006/wordprocessingDrawing" xmlns:w10="urn:schemas-microsoft-com:office:word" xmlns:w="http://schemas.openxmlformats.org/wordprocessingml/2006/main" xmlns:w14="http://schemas.microsoft.com/office/word/2010/wordml" xmlns:w15="http://schemas.microsoft.com/office/word/2012/wordml" xmlns:w16cex="http://schemas.microsoft.com/office/word/2018/wordml/cex" xmlns:w16cid="http://schemas.microsoft.com/office/word/2016/wordml/cid" xmlns:w16="http://schemas.microsoft.com/office/word/2018/wordml" xmlns:w16du="http://schemas.microsoft.com/office/word/2023/wordml/word16du" xmlns:w16sdtdh="http://schemas.microsoft.com/office/word/2020/wordml/sdtdatahash" xmlns:w16sdtfl="http://schemas.microsoft.com/office/word/2024/wordml/sdtformatlock" xmlns:w16se="http://schemas.microsoft.com/office/word/2015/wordml/symex" xmlns:wpg="http://schemas.microsoft.com/office/word/2010/wordprocessingGroup" xmlns:wpi="http://schemas.microsoft.com/office/word/2010/wordprocessingInk" xmlns:wne="http://schemas.microsoft.com/office/word/2006/wordml" xmlns:wps="http://schemas.microsoft.com/office/word/2010/wordprocessingShape" mc:Ignorable="w14 w15 w16se w16cid w16 w16cex w16sdtdh w16sdtfl w16du wp14">
   <w:abstractNum w:abstractNumId="0" w15:restartNumberingAfterBreak="0">
-    <w:nsid w:val="02CC068F"/>
+    <w:nsid w:val="707D3C94"/>
     <w:multiLevelType w:val="multilevel"/>
-    <w:tmpl w:val="86EC851A"/>
+    <w:tmpl w:val="66008C50"/>
+    <w:lvl w:ilvl="0">
+      <w:start w:val="1"/>
+      <w:numFmt w:val="decimal"/>
+      <w:lvlText w:val="%1."/>
+      <w:lvlJc w:val="left"/>
+      <w:pPr>
+        <w:tabs>
+          <w:tab w:val="num" w:pos="720"/>
+        </w:tabs>
+        <w:ind w:left="720" w:hanging="360"/>
+      </w:pPr>
+    </w:lvl>
+    <w:lvl w:ilvl="1" w:tentative="1">
+      <w:start w:val="1"/>
+      <w:numFmt w:val="decimal"/>
+      <w:lvlText w:val="%2."/>
+      <w:lvlJc w:val="left"/>
+      <w:pPr>
+        <w:tabs>
+          <w:tab w:val="num" w:pos="1440"/>
+        </w:tabs>
+        <w:ind w:left="1440" w:hanging="360"/>
+      </w:pPr>
+    </w:lvl>
+    <w:lvl w:ilvl="2" w:tentative="1">
+      <w:start w:val="1"/>
+      <w:numFmt w:val="decimal"/>
+      <w:lvlText w:val="%3."/>
+      <w:lvlJc w:val="left"/>
+      <w:pPr>
+        <w:tabs>
+          <w:tab w:val="num" w:pos="2160"/>
+        </w:tabs>
+        <w:ind w:left="2160" w:hanging="360"/>
+      </w:pPr>
+    </w:lvl>
+    <w:lvl w:ilvl="3" w:tentative="1">
+      <w:start w:val="1"/>
+      <w:numFmt w:val="decimal"/>
+      <w:lvlText w:val="%4."/>
+      <w:lvlJc w:val="left"/>
+      <w:pPr>
+        <w:tabs>
+          <w:tab w:val="num" w:pos="2880"/>
+        </w:tabs>
+        <w:ind w:left="2880" w:hanging="360"/>
+      </w:pPr>
+    </w:lvl>
+    <w:lvl w:ilvl="4" w:tentative="1">
+      <w:start w:val="1"/>
+      <w:numFmt w:val="decimal"/>
+      <w:lvlText w:val="%5."/>
+      <w:lvlJc w:val="left"/>
+      <w:pPr>
+        <w:tabs>
+          <w:tab w:val="num" w:pos="3600"/>
+        </w:tabs>
+        <w:ind w:left="3600" w:hanging="360"/>
+      </w:pPr>
+    </w:lvl>
+    <w:lvl w:ilvl="5" w:tentative="1">
+      <w:start w:val="1"/>
+      <w:numFmt w:val="decimal"/>
+      <w:lvlText w:val="%6."/>
+      <w:lvlJc w:val="left"/>
+      <w:pPr>
+        <w:tabs>
+          <w:tab w:val="num" w:pos="4320"/>
+        </w:tabs>
+        <w:ind w:left="4320" w:hanging="360"/>
+      </w:pPr>
+    </w:lvl>
+    <w:lvl w:ilvl="6" w:tentative="1">
+      <w:start w:val="1"/>
+      <w:numFmt w:val="decimal"/>
+      <w:lvlText w:val="%7."/>
+      <w:lvlJc w:val="left"/>
+      <w:pPr>
+        <w:tabs>
+          <w:tab w:val="num" w:pos="5040"/>
+        </w:tabs>
+        <w:ind w:left="5040" w:hanging="360"/>
+      </w:pPr>
+    </w:lvl>
+    <w:lvl w:ilvl="7" w:tentative="1">
+      <w:start w:val="1"/>
+      <w:numFmt w:val="decimal"/>
+      <w:lvlText w:val="%8."/>
+      <w:lvlJc w:val="left"/>
+      <w:pPr>
+        <w:tabs>
+          <w:tab w:val="num" w:pos="5760"/>
+        </w:tabs>
+        <w:ind w:left="5760" w:hanging="360"/>
+      </w:pPr>
+    </w:lvl>
+    <w:lvl w:ilvl="8" w:tentative="1">
+      <w:start w:val="1"/>
+      <w:numFmt w:val="decimal"/>
+      <w:lvlText w:val="%9."/>
+      <w:lvlJc w:val="left"/>
+      <w:pPr>
+        <w:tabs>
+          <w:tab w:val="num" w:pos="6480"/>
+        </w:tabs>
+        <w:ind w:left="6480" w:hanging="360"/>
+      </w:pPr>
+    </w:lvl>
+  </w:abstractNum>
+  <w:abstractNum w:abstractNumId="1" w15:restartNumberingAfterBreak="0">
+    <w:nsid w:val="795F7F2A"/>
+    <w:multiLevelType w:val="multilevel"/>
+    <w:tmpl w:val="810C32BE"/>
     <w:lvl w:ilvl="0">
       <w:start w:val="1"/>
       <w:numFmt w:val="bullet"/>
@@ -4887,124 +4998,11 @@
       </w:rPr>
     </w:lvl>
   </w:abstractNum>
-  <w:abstractNum w:abstractNumId="1" w15:restartNumberingAfterBreak="0">
-    <w:nsid w:val="51097DB8"/>
-    <w:multiLevelType w:val="multilevel"/>
-    <w:tmpl w:val="A58C731C"/>
-    <w:lvl w:ilvl="0">
-      <w:start w:val="1"/>
-      <w:numFmt w:val="decimal"/>
-      <w:lvlText w:val="%1."/>
-      <w:lvlJc w:val="left"/>
-      <w:pPr>
-        <w:tabs>
-          <w:tab w:val="num" w:pos="720"/>
-        </w:tabs>
-        <w:ind w:left="720" w:hanging="360"/>
-      </w:pPr>
-    </w:lvl>
-    <w:lvl w:ilvl="1" w:tentative="1">
-      <w:start w:val="1"/>
-      <w:numFmt w:val="decimal"/>
-      <w:lvlText w:val="%2."/>
-      <w:lvlJc w:val="left"/>
-      <w:pPr>
-        <w:tabs>
-          <w:tab w:val="num" w:pos="1440"/>
-        </w:tabs>
-        <w:ind w:left="1440" w:hanging="360"/>
-      </w:pPr>
-    </w:lvl>
-    <w:lvl w:ilvl="2" w:tentative="1">
-      <w:start w:val="1"/>
-      <w:numFmt w:val="decimal"/>
-      <w:lvlText w:val="%3."/>
-      <w:lvlJc w:val="left"/>
-      <w:pPr>
-        <w:tabs>
-          <w:tab w:val="num" w:pos="2160"/>
-        </w:tabs>
-        <w:ind w:left="2160" w:hanging="360"/>
-      </w:pPr>
-    </w:lvl>
-    <w:lvl w:ilvl="3" w:tentative="1">
-      <w:start w:val="1"/>
-      <w:numFmt w:val="decimal"/>
-      <w:lvlText w:val="%4."/>
-      <w:lvlJc w:val="left"/>
-      <w:pPr>
-        <w:tabs>
-          <w:tab w:val="num" w:pos="2880"/>
-        </w:tabs>
-        <w:ind w:left="2880" w:hanging="360"/>
-      </w:pPr>
-    </w:lvl>
-    <w:lvl w:ilvl="4" w:tentative="1">
-      <w:start w:val="1"/>
-      <w:numFmt w:val="decimal"/>
-      <w:lvlText w:val="%5."/>
-      <w:lvlJc w:val="left"/>
-      <w:pPr>
-        <w:tabs>
-          <w:tab w:val="num" w:pos="3600"/>
-        </w:tabs>
-        <w:ind w:left="3600" w:hanging="360"/>
-      </w:pPr>
-    </w:lvl>
-    <w:lvl w:ilvl="5" w:tentative="1">
-      <w:start w:val="1"/>
-      <w:numFmt w:val="decimal"/>
-      <w:lvlText w:val="%6."/>
-      <w:lvlJc w:val="left"/>
-      <w:pPr>
-        <w:tabs>
-          <w:tab w:val="num" w:pos="4320"/>
-        </w:tabs>
-        <w:ind w:left="4320" w:hanging="360"/>
-      </w:pPr>
-    </w:lvl>
-    <w:lvl w:ilvl="6" w:tentative="1">
-      <w:start w:val="1"/>
-      <w:numFmt w:val="decimal"/>
-      <w:lvlText w:val="%7."/>
-      <w:lvlJc w:val="left"/>
-      <w:pPr>
-        <w:tabs>
-          <w:tab w:val="num" w:pos="5040"/>
-        </w:tabs>
-        <w:ind w:left="5040" w:hanging="360"/>
-      </w:pPr>
-    </w:lvl>
-    <w:lvl w:ilvl="7" w:tentative="1">
-      <w:start w:val="1"/>
-      <w:numFmt w:val="decimal"/>
-      <w:lvlText w:val="%8."/>
-      <w:lvlJc w:val="left"/>
-      <w:pPr>
-        <w:tabs>
-          <w:tab w:val="num" w:pos="5760"/>
-        </w:tabs>
-        <w:ind w:left="5760" w:hanging="360"/>
-      </w:pPr>
-    </w:lvl>
-    <w:lvl w:ilvl="8" w:tentative="1">
-      <w:start w:val="1"/>
-      <w:numFmt w:val="decimal"/>
-      <w:lvlText w:val="%9."/>
-      <w:lvlJc w:val="left"/>
-      <w:pPr>
-        <w:tabs>
-          <w:tab w:val="num" w:pos="6480"/>
-        </w:tabs>
-        <w:ind w:left="6480" w:hanging="360"/>
-      </w:pPr>
-    </w:lvl>
-  </w:abstractNum>
-  <w:num w:numId="1" w16cid:durableId="1402481262">
+  <w:num w:numId="1" w16cid:durableId="186066059">
+    <w:abstractNumId w:val="1"/>
+  </w:num>
+  <w:num w:numId="2" w16cid:durableId="592207993">
     <w:abstractNumId w:val="0"/>
-  </w:num>
-  <w:num w:numId="2" w16cid:durableId="1204444325">
-    <w:abstractNumId w:val="1"/>
   </w:num>
 </w:numbering>
 </file>

--- a/handouts/Day2_Operations_Runbook.docx
+++ b/handouts/Day2_Operations_Runbook.docx
@@ -3237,6 +3237,7 @@
                 <w:sz w:val="18"/>
                 <w:szCs w:val="18"/>
               </w:rPr>
+              <w:lastRenderedPageBreak/>
               <w:t>Action</w:t>
             </w:r>
           </w:p>
@@ -4041,6 +4042,7 @@
                 <w:sz w:val="18"/>
                 <w:szCs w:val="18"/>
               </w:rPr>
+              <w:lastRenderedPageBreak/>
               <w:t>Protect</w:t>
             </w:r>
           </w:p>
@@ -4737,9 +4739,9 @@
 <file path=word/numbering.xml><?xml version="1.0" encoding="utf-8"?>
 <w:numbering xmlns:wpc="http://schemas.microsoft.com/office/word/2010/wordprocessingCanvas" xmlns:cx="http://schemas.microsoft.com/office/drawing/2014/chartex" xmlns:cx1="http://schemas.microsoft.com/office/drawing/2015/9/8/chartex" xmlns:cx2="http://schemas.microsoft.com/office/drawing/2015/10/21/chartex" xmlns:cx3="http://schemas.microsoft.com/office/drawing/2016/5/9/chartex" xmlns:cx4="http://schemas.microsoft.com/office/drawing/2016/5/10/chartex" xmlns:cx5="http://schemas.microsoft.com/office/drawing/2016/5/11/chartex" xmlns:cx6="http://schemas.microsoft.com/office/drawing/2016/5/12/chartex" xmlns:cx7="http://schemas.microsoft.com/office/drawing/2016/5/13/chartex" xmlns:cx8="http://schemas.microsoft.com/office/drawing/2016/5/14/chartex" xmlns:mc="http://schemas.openxmlformats.org/markup-compatibility/2006" xmlns:aink="http://schemas.microsoft.com/office/drawing/2016/ink" xmlns:am3d="http://schemas.microsoft.com/office/drawing/2017/model3d" xmlns:o="urn:schemas-microsoft-com:office:office" xmlns:oel="http://schemas.microsoft.com/office/2019/extlst" xmlns:r="http://schemas.openxmlformats.org/officeDocument/2006/relationships" xmlns:m="http://schemas.openxmlformats.org/officeDocument/2006/math" xmlns:v="urn:schemas-microsoft-com:vml" xmlns:wp14="http://schemas.microsoft.com/office/word/2010/wordprocessingDrawing" xmlns:wp="http://schemas.openxmlformats.org/drawingml/2006/wordprocessingDrawing" xmlns:w10="urn:schemas-microsoft-com:office:word" xmlns:w="http://schemas.openxmlformats.org/wordprocessingml/2006/main" xmlns:w14="http://schemas.microsoft.com/office/word/2010/wordml" xmlns:w15="http://schemas.microsoft.com/office/word/2012/wordml" xmlns:w16cex="http://schemas.microsoft.com/office/word/2018/wordml/cex" xmlns:w16cid="http://schemas.microsoft.com/office/word/2016/wordml/cid" xmlns:w16="http://schemas.microsoft.com/office/word/2018/wordml" xmlns:w16du="http://schemas.microsoft.com/office/word/2023/wordml/word16du" xmlns:w16sdtdh="http://schemas.microsoft.com/office/word/2020/wordml/sdtdatahash" xmlns:w16sdtfl="http://schemas.microsoft.com/office/word/2024/wordml/sdtformatlock" xmlns:w16se="http://schemas.microsoft.com/office/word/2015/wordml/symex" xmlns:wpg="http://schemas.microsoft.com/office/word/2010/wordprocessingGroup" xmlns:wpi="http://schemas.microsoft.com/office/word/2010/wordprocessingInk" xmlns:wne="http://schemas.microsoft.com/office/word/2006/wordml" xmlns:wps="http://schemas.microsoft.com/office/word/2010/wordprocessingShape" mc:Ignorable="w14 w15 w16se w16cid w16 w16cex w16sdtdh w16sdtfl w16du wp14">
   <w:abstractNum w:abstractNumId="0" w15:restartNumberingAfterBreak="0">
-    <w:nsid w:val="707D3C94"/>
+    <w:nsid w:val="4C937785"/>
     <w:multiLevelType w:val="multilevel"/>
-    <w:tmpl w:val="66008C50"/>
+    <w:tmpl w:val="0D748F82"/>
     <w:lvl w:ilvl="0">
       <w:start w:val="1"/>
       <w:numFmt w:val="decimal"/>
@@ -4850,9 +4852,9 @@
     </w:lvl>
   </w:abstractNum>
   <w:abstractNum w:abstractNumId="1" w15:restartNumberingAfterBreak="0">
-    <w:nsid w:val="795F7F2A"/>
+    <w:nsid w:val="55D044F8"/>
     <w:multiLevelType w:val="multilevel"/>
-    <w:tmpl w:val="810C32BE"/>
+    <w:tmpl w:val="413882D0"/>
     <w:lvl w:ilvl="0">
       <w:start w:val="1"/>
       <w:numFmt w:val="bullet"/>
@@ -4998,10 +5000,10 @@
       </w:rPr>
     </w:lvl>
   </w:abstractNum>
-  <w:num w:numId="1" w16cid:durableId="186066059">
+  <w:num w:numId="1" w16cid:durableId="1828129813">
     <w:abstractNumId w:val="1"/>
   </w:num>
-  <w:num w:numId="2" w16cid:durableId="592207993">
+  <w:num w:numId="2" w16cid:durableId="1943947712">
     <w:abstractNumId w:val="0"/>
   </w:num>
 </w:numbering>
